--- a/Science_Teesside/Teaching_Packs/BUILD/lessons/W4B/BUILD_Science_Autumn1_W4B_Muscle_Model_Pupil.docx
+++ b/Science_Teesside/Teaching_Packs/BUILD/lessons/W4B/BUILD_Science_Autumn1_W4B_Muscle_Model_Pupil.docx
@@ -5,8 +5,15 @@
     <w:p>
       <w:pPr>
         <w:pStyle w:val="Kicker"/>
+        <w:pBdr>
+          <w:left w:val="single" w:sz="20" w:color="28685E" w:space="7"/>
+        </w:pBdr>
+        <w:ind w:left="140"/>
       </w:pPr>
       <w:r>
+        <w:rPr>
+          <w:rFonts w:ascii="Arial" w:hAnsi="Arial"/>
+        </w:rPr>
         <w:t>PUPIL WORKSHEET</w:t>
       </w:r>
     </w:p>
@@ -15,6 +22,12 @@
         <w:pStyle w:val="Title"/>
       </w:pPr>
       <w:r>
+        <w:rPr>
+          <w:rFonts w:ascii="Arial" w:hAnsi="Arial"/>
+          <w:b/>
+          <w:color w:val="152B3A"/>
+          <w:sz w:val="48"/>
+        </w:rPr>
         <w:t>Build and test a muscle model</w:t>
       </w:r>
     </w:p>
@@ -23,41 +36,65 @@
         <w:pStyle w:val="Subtitle"/>
       </w:pPr>
       <w:r>
+        <w:rPr>
+          <w:rFonts w:ascii="Arial" w:hAnsi="Arial"/>
+          <w:i w:val="0"/>
+          <w:sz w:val="22"/>
+        </w:rPr>
         <w:t>Autumn 1 · Week 4 · Lesson B</w:t>
       </w:r>
     </w:p>
     <w:p>
       <w:r>
+        <w:rPr>
+          <w:rFonts w:ascii="Arial" w:hAnsi="Arial"/>
+        </w:rPr>
         <w:t>Name: ____________________________    Date: __________________</w:t>
       </w:r>
     </w:p>
     <w:p>
       <w:pPr>
         <w:pStyle w:val="Callout"/>
-        <w:shd w:fill="F7F4EC"/>
+        <w:shd w:fill="F1F5F0" w:val="clear"/>
         <w:pBdr>
-          <w:left w:val="single" w:sz="18" w:space="8" w:color="28675C"/>
+          <w:left w:val="single" w:sz="20" w:space="8" w:color="28685E"/>
         </w:pBdr>
+        <w:ind w:left="140" w:right="60"/>
       </w:pPr>
       <w:r>
+        <w:rPr>
+          <w:rFonts w:ascii="Arial" w:hAnsi="Arial"/>
+        </w:rPr>
         <w:t>Construct or direct a safe card-arm model, demonstrate both muscle roles and evaluate a model limitation.</w:t>
       </w:r>
     </w:p>
     <w:p>
       <w:r>
+        <w:rPr>
+          <w:rFonts w:ascii="Arial" w:hAnsi="Arial"/>
+        </w:rPr>
         <w:t>Use this sheet with the lesson. You may point, sign, speak, draw, write, dictate or direct an adult. Keep your first idea so you can show what changed.</w:t>
       </w:r>
     </w:p>
     <w:p>
       <w:pPr>
         <w:pStyle w:val="Heading1"/>
+        <w:pBdr>
+          <w:bottom w:val="single" w:sz="6" w:color="DCE7DD" w:space="4"/>
+        </w:pBdr>
       </w:pPr>
       <w:r>
+        <w:rPr>
+          <w:rFonts w:ascii="Arial" w:hAnsi="Arial"/>
+        </w:rPr>
         <w:t>1. Build or direct the safe model</w:t>
       </w:r>
     </w:p>
     <w:p>
       <w:r>
+        <w:rPr>
+          <w:rFonts w:ascii="Arial" w:hAnsi="Arial"/>
+        </w:rPr>
         <w:t>Adult prepares card, holes, fixed split pin and opposite-side pull tabs. Keep model on table. Never use stretched elastic.</w:t>
       </w:r>
     </w:p>
@@ -69,6 +106,9 @@
         </w:numPr>
       </w:pPr>
       <w:r>
+        <w:rPr>
+          <w:rFonts w:ascii="Arial" w:hAnsi="Arial"/>
+        </w:rPr>
         <w:t>My role: build / direct / label / explain.</w:t>
       </w:r>
     </w:p>
@@ -80,6 +120,9 @@
         </w:numPr>
       </w:pPr>
       <w:r>
+        <w:rPr>
+          <w:rFonts w:ascii="Arial" w:hAnsi="Arial"/>
+        </w:rPr>
         <w:t>The adult checked ___.</w:t>
       </w:r>
     </w:p>
@@ -91,6 +134,9 @@
         </w:numPr>
       </w:pPr>
       <w:r>
+        <w:rPr>
+          <w:rFonts w:ascii="Arial" w:hAnsi="Arial"/>
+        </w:rPr>
         <w:t>The join can turn: yes / adult adjustment needed.</w:t>
       </w:r>
     </w:p>
@@ -98,11 +144,14 @@
       <w:pPr>
         <w:pStyle w:val="ResponseLine"/>
         <w:pBdr>
-          <w:bottom w:val="single" w:sz="3" w:space="1" w:color="ACBBB7"/>
+          <w:bottom w:val="single" w:sz="4" w:space="1" w:color="9DB9AC"/>
           <w:between w:val="single" w:sz="3" w:space="1" w:color="ACBBB7"/>
         </w:pBdr>
       </w:pPr>
       <w:r>
+        <w:rPr>
+          <w:rFonts w:ascii="Arial" w:hAnsi="Arial"/>
+        </w:rPr>
         <w:t xml:space="preserve"> </w:t>
       </w:r>
     </w:p>
@@ -110,11 +159,14 @@
       <w:pPr>
         <w:pStyle w:val="ResponseLine"/>
         <w:pBdr>
-          <w:bottom w:val="single" w:sz="3" w:space="1" w:color="ACBBB7"/>
+          <w:bottom w:val="single" w:sz="4" w:space="1" w:color="9DB9AC"/>
           <w:between w:val="single" w:sz="3" w:space="1" w:color="ACBBB7"/>
         </w:pBdr>
       </w:pPr>
       <w:r>
+        <w:rPr>
+          <w:rFonts w:ascii="Arial" w:hAnsi="Arial"/>
+        </w:rPr>
         <w:t xml:space="preserve"> </w:t>
       </w:r>
     </w:p>
@@ -122,11 +174,14 @@
       <w:pPr>
         <w:pStyle w:val="ResponseLine"/>
         <w:pBdr>
-          <w:bottom w:val="single" w:sz="3" w:space="1" w:color="ACBBB7"/>
+          <w:bottom w:val="single" w:sz="4" w:space="1" w:color="9DB9AC"/>
           <w:between w:val="single" w:sz="3" w:space="1" w:color="ACBBB7"/>
         </w:pBdr>
       </w:pPr>
       <w:r>
+        <w:rPr>
+          <w:rFonts w:ascii="Arial" w:hAnsi="Arial"/>
+        </w:rPr>
         <w:t xml:space="preserve"> </w:t>
       </w:r>
     </w:p>
@@ -134,20 +189,70 @@
       <w:pPr>
         <w:pStyle w:val="ResponseLine"/>
         <w:pBdr>
-          <w:bottom w:val="single" w:sz="3" w:space="1" w:color="ACBBB7"/>
+          <w:bottom w:val="single" w:sz="4" w:space="1" w:color="9DB9AC"/>
           <w:between w:val="single" w:sz="3" w:space="1" w:color="ACBBB7"/>
         </w:pBdr>
       </w:pPr>
       <w:r>
+        <w:rPr>
+          <w:rFonts w:ascii="Arial" w:hAnsi="Arial"/>
+        </w:rPr>
         <w:t xml:space="preserve"> </w:t>
+      </w:r>
+    </w:p>
+    <w:p>
+      <w:pPr>
+        <w:spacing w:before="40" w:after="40"/>
+        <w:jc w:val="center"/>
+      </w:pPr>
+      <w:r>
+        <w:drawing>
+          <wp:inline xmlns:a="http://schemas.openxmlformats.org/drawingml/2006/main" xmlns:pic="http://schemas.openxmlformats.org/drawingml/2006/picture">
+            <wp:extent cx="2808000" cy="2106000"/>
+            <wp:docPr id="1" name="Picture 1" descr="Simplified safe card-arm model, with a turning join and two opposing pull tabs."/>
+            <wp:cNvGraphicFramePr>
+              <a:graphicFrameLocks noChangeAspect="1"/>
+            </wp:cNvGraphicFramePr>
+            <a:graphic>
+              <a:graphicData uri="http://schemas.openxmlformats.org/drawingml/2006/picture">
+                <pic:pic>
+                  <pic:nvPicPr>
+                    <pic:cNvPr id="0" name="armmodel.png"/>
+                    <pic:cNvPicPr/>
+                  </pic:nvPicPr>
+                  <pic:blipFill>
+                    <a:blip r:embed="rId11"/>
+                    <a:stretch>
+                      <a:fillRect/>
+                    </a:stretch>
+                  </pic:blipFill>
+                  <pic:spPr>
+                    <a:xfrm>
+                      <a:off x="0" y="0"/>
+                      <a:ext cx="2808000" cy="2106000"/>
+                    </a:xfrm>
+                    <a:prstGeom prst="rect"/>
+                  </pic:spPr>
+                </pic:pic>
+              </a:graphicData>
+            </a:graphic>
+          </wp:inline>
+        </w:drawing>
       </w:r>
     </w:p>
     <w:p>
       <w:pPr>
         <w:pStyle w:val="Kicker"/>
         <w:pageBreakBefore/>
+        <w:pBdr>
+          <w:left w:val="single" w:sz="20" w:color="28685E" w:space="7"/>
+        </w:pBdr>
+        <w:ind w:left="140"/>
       </w:pPr>
       <w:r>
+        <w:rPr>
+          <w:rFonts w:ascii="Arial" w:hAnsi="Arial"/>
+        </w:rPr>
         <w:t>PUPIL TASK / Autumn 1 · Week 4 · Lesson B</w:t>
       </w:r>
     </w:p>
@@ -156,6 +261,12 @@
         <w:pStyle w:val="Title"/>
       </w:pPr>
       <w:r>
+        <w:rPr>
+          <w:rFonts w:ascii="Arial" w:hAnsi="Arial"/>
+          <w:b/>
+          <w:color w:val="152B3A"/>
+          <w:sz w:val="48"/>
+        </w:rPr>
         <w:t>2. Record the two actions</w:t>
       </w:r>
     </w:p>
@@ -164,11 +275,19 @@
         <w:pStyle w:val="Subtitle"/>
       </w:pPr>
       <w:r>
+        <w:rPr>
+          <w:rFonts w:ascii="Arial" w:hAnsi="Arial"/>
+          <w:i w:val="0"/>
+          <w:sz w:val="22"/>
+        </w:rPr>
         <w:t>Write, draw, point or dictate as agreed with your teacher.</w:t>
       </w:r>
     </w:p>
     <w:p>
       <w:r>
+        <w:rPr>
+          <w:rFonts w:ascii="Arial" w:hAnsi="Arial"/>
+        </w:rPr>
         <w:t>Use each gentle pull and place the muscle labels.</w:t>
       </w:r>
     </w:p>
@@ -180,18 +299,18 @@
         <w:tblW w:w="9866" w:type="dxa"/>
         <w:tblInd w:w="120" w:type="dxa"/>
         <w:tblCellMar>
-          <w:top w:w="100" w:type="dxa"/>
-          <w:left w:w="100" w:type="dxa"/>
-          <w:bottom w:w="100" w:type="dxa"/>
-          <w:right w:w="100" w:type="dxa"/>
+          <w:top w:w="95" w:type="dxa"/>
+          <w:left w:w="120" w:type="dxa"/>
+          <w:bottom w:w="95" w:type="dxa"/>
+          <w:right w:w="120" w:type="dxa"/>
         </w:tblCellMar>
         <w:tblBorders>
-          <w:top w:val="single" w:sz="4" w:color="ACBBB7"/>
-          <w:left w:val="single" w:sz="4" w:color="ACBBB7"/>
-          <w:bottom w:val="single" w:sz="4" w:color="ACBBB7"/>
-          <w:right w:val="single" w:sz="4" w:color="ACBBB7"/>
-          <w:insideH w:val="single" w:sz="4" w:color="ACBBB7"/>
-          <w:insideV w:val="single" w:sz="4" w:color="ACBBB7"/>
+          <w:top w:val="single" w:sz="4" w:color="9DB9AC"/>
+          <w:left w:val="single" w:sz="4" w:color="9DB9AC"/>
+          <w:bottom w:val="single" w:sz="4" w:color="9DB9AC"/>
+          <w:right w:val="single" w:sz="4" w:color="9DB9AC"/>
+          <w:insideH w:val="single" w:sz="4" w:color="9DB9AC"/>
+          <w:insideV w:val="single" w:sz="4" w:color="9DB9AC"/>
         </w:tblBorders>
       </w:tblPr>
       <w:tblGrid>
@@ -209,16 +328,17 @@
           <w:tcPr>
             <w:vAlign w:val="center"/>
             <w:tcW w:w="2740" w:type="dxa"/>
-            <w:shd w:fill="F7F4EC"/>
+            <w:shd w:fill="28685E" w:val="clear"/>
           </w:tcPr>
           <w:p>
             <w:pPr>
-              <w:spacing w:after="20" w:before="20"/>
+              <w:spacing w:after="20" w:before="20" w:line="250" w:lineRule="auto"/>
             </w:pPr>
             <w:r>
               <w:rPr>
+                <w:rFonts w:ascii="Arial" w:hAnsi="Arial"/>
                 <w:b/>
-                <w:color w:val="173348"/>
+                <w:color w:val="FFFFFF"/>
                 <w:sz w:val="21"/>
               </w:rPr>
               <w:t>Action</w:t>
@@ -229,16 +349,17 @@
           <w:tcPr>
             <w:vAlign w:val="center"/>
             <w:tcW w:w="2192" w:type="dxa"/>
-            <w:shd w:fill="F7F4EC"/>
+            <w:shd w:fill="28685E" w:val="clear"/>
           </w:tcPr>
           <w:p>
             <w:pPr>
-              <w:spacing w:after="20" w:before="20"/>
+              <w:spacing w:after="20" w:before="20" w:line="250" w:lineRule="auto"/>
             </w:pPr>
             <w:r>
               <w:rPr>
+                <w:rFonts w:ascii="Arial" w:hAnsi="Arial"/>
                 <w:b/>
-                <w:color w:val="173348"/>
+                <w:color w:val="FFFFFF"/>
                 <w:sz w:val="21"/>
               </w:rPr>
               <w:t>Biceps label</w:t>
@@ -249,16 +370,17 @@
           <w:tcPr>
             <w:vAlign w:val="center"/>
             <w:tcW w:w="2192" w:type="dxa"/>
-            <w:shd w:fill="F7F4EC"/>
+            <w:shd w:fill="28685E" w:val="clear"/>
           </w:tcPr>
           <w:p>
             <w:pPr>
-              <w:spacing w:after="20" w:before="20"/>
+              <w:spacing w:after="20" w:before="20" w:line="250" w:lineRule="auto"/>
             </w:pPr>
             <w:r>
               <w:rPr>
+                <w:rFonts w:ascii="Arial" w:hAnsi="Arial"/>
                 <w:b/>
-                <w:color w:val="173348"/>
+                <w:color w:val="FFFFFF"/>
                 <w:sz w:val="21"/>
               </w:rPr>
               <w:t>Triceps label</w:t>
@@ -269,16 +391,17 @@
           <w:tcPr>
             <w:vAlign w:val="center"/>
             <w:tcW w:w="2742" w:type="dxa"/>
-            <w:shd w:fill="F7F4EC"/>
+            <w:shd w:fill="28685E" w:val="clear"/>
           </w:tcPr>
           <w:p>
             <w:pPr>
-              <w:spacing w:after="20" w:before="20"/>
+              <w:spacing w:after="20" w:before="20" w:line="250" w:lineRule="auto"/>
             </w:pPr>
             <w:r>
               <w:rPr>
+                <w:rFonts w:ascii="Arial" w:hAnsi="Arial"/>
                 <w:b/>
-                <w:color w:val="173348"/>
+                <w:color w:val="FFFFFF"/>
                 <w:sz w:val="21"/>
               </w:rPr>
               <w:t>What I observed</w:t>
@@ -295,13 +418,16 @@
           <w:tcPr>
             <w:vAlign w:val="center"/>
             <w:tcW w:w="2740" w:type="dxa"/>
+            <w:shd w:fill="F1F5F0" w:val="clear"/>
           </w:tcPr>
           <w:p>
             <w:pPr>
-              <w:spacing w:after="20" w:before="20"/>
+              <w:spacing w:after="20" w:before="20" w:line="250" w:lineRule="auto"/>
             </w:pPr>
             <w:r>
               <w:rPr>
+                <w:rFonts w:ascii="Arial" w:hAnsi="Arial"/>
+                <w:color w:val="152B3A"/>
                 <w:sz w:val="21"/>
               </w:rPr>
               <w:t>Bend at elbow</w:t>
@@ -312,13 +438,16 @@
           <w:tcPr>
             <w:vAlign w:val="center"/>
             <w:tcW w:w="2192" w:type="dxa"/>
+            <w:shd w:fill="F1F5F0" w:val="clear"/>
           </w:tcPr>
           <w:p>
             <w:pPr>
-              <w:spacing w:after="20" w:before="20"/>
+              <w:spacing w:after="20" w:before="20" w:line="250" w:lineRule="auto"/>
             </w:pPr>
             <w:r>
               <w:rPr>
+                <w:rFonts w:ascii="Arial" w:hAnsi="Arial"/>
+                <w:color w:val="152B3A"/>
                 <w:sz w:val="21"/>
               </w:rPr>
             </w:r>
@@ -328,13 +457,16 @@
           <w:tcPr>
             <w:vAlign w:val="center"/>
             <w:tcW w:w="2192" w:type="dxa"/>
+            <w:shd w:fill="F1F5F0" w:val="clear"/>
           </w:tcPr>
           <w:p>
             <w:pPr>
-              <w:spacing w:after="20" w:before="20"/>
+              <w:spacing w:after="20" w:before="20" w:line="250" w:lineRule="auto"/>
             </w:pPr>
             <w:r>
               <w:rPr>
+                <w:rFonts w:ascii="Arial" w:hAnsi="Arial"/>
+                <w:color w:val="152B3A"/>
                 <w:sz w:val="21"/>
               </w:rPr>
             </w:r>
@@ -344,13 +476,16 @@
           <w:tcPr>
             <w:vAlign w:val="center"/>
             <w:tcW w:w="2742" w:type="dxa"/>
+            <w:shd w:fill="F1F5F0" w:val="clear"/>
           </w:tcPr>
           <w:p>
             <w:pPr>
-              <w:spacing w:after="20" w:before="20"/>
+              <w:spacing w:after="20" w:before="20" w:line="250" w:lineRule="auto"/>
             </w:pPr>
             <w:r>
               <w:rPr>
+                <w:rFonts w:ascii="Arial" w:hAnsi="Arial"/>
+                <w:color w:val="152B3A"/>
                 <w:sz w:val="21"/>
               </w:rPr>
             </w:r>
@@ -366,13 +501,16 @@
           <w:tcPr>
             <w:vAlign w:val="center"/>
             <w:tcW w:w="2740" w:type="dxa"/>
+            <w:shd w:fill="FFFFFF" w:val="clear"/>
           </w:tcPr>
           <w:p>
             <w:pPr>
-              <w:spacing w:after="20" w:before="20"/>
+              <w:spacing w:after="20" w:before="20" w:line="250" w:lineRule="auto"/>
             </w:pPr>
             <w:r>
               <w:rPr>
+                <w:rFonts w:ascii="Arial" w:hAnsi="Arial"/>
+                <w:color w:val="152B3A"/>
                 <w:sz w:val="21"/>
               </w:rPr>
               <w:t>Actively straighten</w:t>
@@ -383,13 +521,16 @@
           <w:tcPr>
             <w:vAlign w:val="center"/>
             <w:tcW w:w="2192" w:type="dxa"/>
+            <w:shd w:fill="FFFFFF" w:val="clear"/>
           </w:tcPr>
           <w:p>
             <w:pPr>
-              <w:spacing w:after="20" w:before="20"/>
+              <w:spacing w:after="20" w:before="20" w:line="250" w:lineRule="auto"/>
             </w:pPr>
             <w:r>
               <w:rPr>
+                <w:rFonts w:ascii="Arial" w:hAnsi="Arial"/>
+                <w:color w:val="152B3A"/>
                 <w:sz w:val="21"/>
               </w:rPr>
             </w:r>
@@ -399,13 +540,16 @@
           <w:tcPr>
             <w:vAlign w:val="center"/>
             <w:tcW w:w="2192" w:type="dxa"/>
+            <w:shd w:fill="FFFFFF" w:val="clear"/>
           </w:tcPr>
           <w:p>
             <w:pPr>
-              <w:spacing w:after="20" w:before="20"/>
+              <w:spacing w:after="20" w:before="20" w:line="250" w:lineRule="auto"/>
             </w:pPr>
             <w:r>
               <w:rPr>
+                <w:rFonts w:ascii="Arial" w:hAnsi="Arial"/>
+                <w:color w:val="152B3A"/>
                 <w:sz w:val="21"/>
               </w:rPr>
             </w:r>
@@ -415,13 +559,16 @@
           <w:tcPr>
             <w:vAlign w:val="center"/>
             <w:tcW w:w="2742" w:type="dxa"/>
+            <w:shd w:fill="FFFFFF" w:val="clear"/>
           </w:tcPr>
           <w:p>
             <w:pPr>
-              <w:spacing w:after="20" w:before="20"/>
+              <w:spacing w:after="20" w:before="20" w:line="250" w:lineRule="auto"/>
             </w:pPr>
             <w:r>
               <w:rPr>
+                <w:rFonts w:ascii="Arial" w:hAnsi="Arial"/>
+                <w:color w:val="152B3A"/>
                 <w:sz w:val="21"/>
               </w:rPr>
             </w:r>
@@ -433,11 +580,14 @@
       <w:pPr>
         <w:pStyle w:val="ResponseLine"/>
         <w:pBdr>
-          <w:bottom w:val="single" w:sz="3" w:space="1" w:color="ACBBB7"/>
+          <w:bottom w:val="single" w:sz="4" w:space="1" w:color="9DB9AC"/>
           <w:between w:val="single" w:sz="3" w:space="1" w:color="ACBBB7"/>
         </w:pBdr>
       </w:pPr>
       <w:r>
+        <w:rPr>
+          <w:rFonts w:ascii="Arial" w:hAnsi="Arial"/>
+        </w:rPr>
         <w:t xml:space="preserve"> </w:t>
       </w:r>
     </w:p>
@@ -445,11 +595,14 @@
       <w:pPr>
         <w:pStyle w:val="ResponseLine"/>
         <w:pBdr>
-          <w:bottom w:val="single" w:sz="3" w:space="1" w:color="ACBBB7"/>
+          <w:bottom w:val="single" w:sz="4" w:space="1" w:color="9DB9AC"/>
           <w:between w:val="single" w:sz="3" w:space="1" w:color="ACBBB7"/>
         </w:pBdr>
       </w:pPr>
       <w:r>
+        <w:rPr>
+          <w:rFonts w:ascii="Arial" w:hAnsi="Arial"/>
+        </w:rPr>
         <w:t xml:space="preserve"> </w:t>
       </w:r>
     </w:p>
@@ -457,11 +610,14 @@
       <w:pPr>
         <w:pStyle w:val="ResponseLine"/>
         <w:pBdr>
-          <w:bottom w:val="single" w:sz="3" w:space="1" w:color="ACBBB7"/>
+          <w:bottom w:val="single" w:sz="4" w:space="1" w:color="9DB9AC"/>
           <w:between w:val="single" w:sz="3" w:space="1" w:color="ACBBB7"/>
         </w:pBdr>
       </w:pPr>
       <w:r>
+        <w:rPr>
+          <w:rFonts w:ascii="Arial" w:hAnsi="Arial"/>
+        </w:rPr>
         <w:t xml:space="preserve"> </w:t>
       </w:r>
     </w:p>
@@ -469,11 +625,14 @@
       <w:pPr>
         <w:pStyle w:val="ResponseLine"/>
         <w:pBdr>
-          <w:bottom w:val="single" w:sz="3" w:space="1" w:color="ACBBB7"/>
+          <w:bottom w:val="single" w:sz="4" w:space="1" w:color="9DB9AC"/>
           <w:between w:val="single" w:sz="3" w:space="1" w:color="ACBBB7"/>
         </w:pBdr>
       </w:pPr>
       <w:r>
+        <w:rPr>
+          <w:rFonts w:ascii="Arial" w:hAnsi="Arial"/>
+        </w:rPr>
         <w:t xml:space="preserve"> </w:t>
       </w:r>
     </w:p>
@@ -481,8 +640,15 @@
       <w:pPr>
         <w:pStyle w:val="Kicker"/>
         <w:pageBreakBefore/>
+        <w:pBdr>
+          <w:left w:val="single" w:sz="20" w:color="28685E" w:space="7"/>
+        </w:pBdr>
+        <w:ind w:left="140"/>
       </w:pPr>
       <w:r>
+        <w:rPr>
+          <w:rFonts w:ascii="Arial" w:hAnsi="Arial"/>
+        </w:rPr>
         <w:t>PUPIL TASK / Autumn 1 · Week 4 · Lesson B</w:t>
       </w:r>
     </w:p>
@@ -491,6 +657,12 @@
         <w:pStyle w:val="Title"/>
       </w:pPr>
       <w:r>
+        <w:rPr>
+          <w:rFonts w:ascii="Arial" w:hAnsi="Arial"/>
+          <w:b/>
+          <w:color w:val="152B3A"/>
+          <w:sz w:val="48"/>
+        </w:rPr>
         <w:t>3. Check, improve and explain</w:t>
       </w:r>
     </w:p>
@@ -499,11 +671,19 @@
         <w:pStyle w:val="Subtitle"/>
       </w:pPr>
       <w:r>
+        <w:rPr>
+          <w:rFonts w:ascii="Arial" w:hAnsi="Arial"/>
+          <w:i w:val="0"/>
+          <w:sz w:val="22"/>
+        </w:rPr>
         <w:t>Write, draw, point or dictate as agreed with your teacher.</w:t>
       </w:r>
     </w:p>
     <w:p>
       <w:r>
+        <w:rPr>
+          <w:rFonts w:ascii="Arial" w:hAnsi="Arial"/>
+        </w:rPr>
         <w:t>Check a label or model join. Ask an adult to adjust the join if needed.</w:t>
       </w:r>
     </w:p>
@@ -515,6 +695,9 @@
         </w:numPr>
       </w:pPr>
       <w:r>
+        <w:rPr>
+          <w:rFonts w:ascii="Arial" w:hAnsi="Arial"/>
+        </w:rPr>
         <w:t>What I checked: ___.</w:t>
       </w:r>
     </w:p>
@@ -526,6 +709,9 @@
         </w:numPr>
       </w:pPr>
       <w:r>
+        <w:rPr>
+          <w:rFonts w:ascii="Arial" w:hAnsi="Arial"/>
+        </w:rPr>
         <w:t>My change: ___.</w:t>
       </w:r>
     </w:p>
@@ -537,6 +723,9 @@
         </w:numPr>
       </w:pPr>
       <w:r>
+        <w:rPr>
+          <w:rFonts w:ascii="Arial" w:hAnsi="Arial"/>
+        </w:rPr>
         <w:t>My science reason: ___.</w:t>
       </w:r>
     </w:p>
@@ -548,6 +737,9 @@
         </w:numPr>
       </w:pPr>
       <w:r>
+        <w:rPr>
+          <w:rFonts w:ascii="Arial" w:hAnsi="Arial"/>
+        </w:rPr>
         <w:t>This model differs from a real arm because ___.</w:t>
       </w:r>
     </w:p>
@@ -555,11 +747,14 @@
       <w:pPr>
         <w:pStyle w:val="ResponseLine"/>
         <w:pBdr>
-          <w:bottom w:val="single" w:sz="3" w:space="1" w:color="ACBBB7"/>
+          <w:bottom w:val="single" w:sz="4" w:space="1" w:color="9DB9AC"/>
           <w:between w:val="single" w:sz="3" w:space="1" w:color="ACBBB7"/>
         </w:pBdr>
       </w:pPr>
       <w:r>
+        <w:rPr>
+          <w:rFonts w:ascii="Arial" w:hAnsi="Arial"/>
+        </w:rPr>
         <w:t xml:space="preserve"> </w:t>
       </w:r>
     </w:p>
@@ -567,11 +762,14 @@
       <w:pPr>
         <w:pStyle w:val="ResponseLine"/>
         <w:pBdr>
-          <w:bottom w:val="single" w:sz="3" w:space="1" w:color="ACBBB7"/>
+          <w:bottom w:val="single" w:sz="4" w:space="1" w:color="9DB9AC"/>
           <w:between w:val="single" w:sz="3" w:space="1" w:color="ACBBB7"/>
         </w:pBdr>
       </w:pPr>
       <w:r>
+        <w:rPr>
+          <w:rFonts w:ascii="Arial" w:hAnsi="Arial"/>
+        </w:rPr>
         <w:t xml:space="preserve"> </w:t>
       </w:r>
     </w:p>
@@ -579,11 +777,14 @@
       <w:pPr>
         <w:pStyle w:val="ResponseLine"/>
         <w:pBdr>
-          <w:bottom w:val="single" w:sz="3" w:space="1" w:color="ACBBB7"/>
+          <w:bottom w:val="single" w:sz="4" w:space="1" w:color="9DB9AC"/>
           <w:between w:val="single" w:sz="3" w:space="1" w:color="ACBBB7"/>
         </w:pBdr>
       </w:pPr>
       <w:r>
+        <w:rPr>
+          <w:rFonts w:ascii="Arial" w:hAnsi="Arial"/>
+        </w:rPr>
         <w:t xml:space="preserve"> </w:t>
       </w:r>
     </w:p>
@@ -591,11 +792,14 @@
       <w:pPr>
         <w:pStyle w:val="ResponseLine"/>
         <w:pBdr>
-          <w:bottom w:val="single" w:sz="3" w:space="1" w:color="ACBBB7"/>
+          <w:bottom w:val="single" w:sz="4" w:space="1" w:color="9DB9AC"/>
           <w:between w:val="single" w:sz="3" w:space="1" w:color="ACBBB7"/>
         </w:pBdr>
       </w:pPr>
       <w:r>
+        <w:rPr>
+          <w:rFonts w:ascii="Arial" w:hAnsi="Arial"/>
+        </w:rPr>
         <w:t xml:space="preserve"> </w:t>
       </w:r>
     </w:p>
@@ -603,11 +807,14 @@
       <w:pPr>
         <w:pStyle w:val="ResponseLine"/>
         <w:pBdr>
-          <w:bottom w:val="single" w:sz="3" w:space="1" w:color="ACBBB7"/>
+          <w:bottom w:val="single" w:sz="4" w:space="1" w:color="9DB9AC"/>
           <w:between w:val="single" w:sz="3" w:space="1" w:color="ACBBB7"/>
         </w:pBdr>
       </w:pPr>
       <w:r>
+        <w:rPr>
+          <w:rFonts w:ascii="Arial" w:hAnsi="Arial"/>
+        </w:rPr>
         <w:t xml:space="preserve"> </w:t>
       </w:r>
     </w:p>
@@ -615,11 +822,14 @@
       <w:pPr>
         <w:pStyle w:val="ResponseLine"/>
         <w:pBdr>
-          <w:bottom w:val="single" w:sz="3" w:space="1" w:color="ACBBB7"/>
+          <w:bottom w:val="single" w:sz="4" w:space="1" w:color="9DB9AC"/>
           <w:between w:val="single" w:sz="3" w:space="1" w:color="ACBBB7"/>
         </w:pBdr>
       </w:pPr>
       <w:r>
+        <w:rPr>
+          <w:rFonts w:ascii="Arial" w:hAnsi="Arial"/>
+        </w:rPr>
         <w:t xml:space="preserve"> </w:t>
       </w:r>
     </w:p>
@@ -627,11 +837,14 @@
       <w:pPr>
         <w:pStyle w:val="ResponseLine"/>
         <w:pBdr>
-          <w:bottom w:val="single" w:sz="3" w:space="1" w:color="ACBBB7"/>
+          <w:bottom w:val="single" w:sz="4" w:space="1" w:color="9DB9AC"/>
           <w:between w:val="single" w:sz="3" w:space="1" w:color="ACBBB7"/>
         </w:pBdr>
       </w:pPr>
       <w:r>
+        <w:rPr>
+          <w:rFonts w:ascii="Arial" w:hAnsi="Arial"/>
+        </w:rPr>
         <w:t xml:space="preserve"> </w:t>
       </w:r>
     </w:p>
@@ -639,11 +852,14 @@
       <w:pPr>
         <w:pStyle w:val="ResponseLine"/>
         <w:pBdr>
-          <w:bottom w:val="single" w:sz="3" w:space="1" w:color="ACBBB7"/>
+          <w:bottom w:val="single" w:sz="4" w:space="1" w:color="9DB9AC"/>
           <w:between w:val="single" w:sz="3" w:space="1" w:color="ACBBB7"/>
         </w:pBdr>
       </w:pPr>
       <w:r>
+        <w:rPr>
+          <w:rFonts w:ascii="Arial" w:hAnsi="Arial"/>
+        </w:rPr>
         <w:t xml:space="preserve"> </w:t>
       </w:r>
     </w:p>
@@ -651,8 +867,15 @@
       <w:pPr>
         <w:pStyle w:val="Kicker"/>
         <w:pageBreakBefore/>
+        <w:pBdr>
+          <w:left w:val="single" w:sz="20" w:color="28685E" w:space="7"/>
+        </w:pBdr>
+        <w:ind w:left="140"/>
       </w:pPr>
       <w:r>
+        <w:rPr>
+          <w:rFonts w:ascii="Arial" w:hAnsi="Arial"/>
+        </w:rPr>
         <w:t>PUPIL TASK / Autumn 1 · Week 4 · Lesson B</w:t>
       </w:r>
     </w:p>
@@ -661,6 +884,12 @@
         <w:pStyle w:val="Title"/>
       </w:pPr>
       <w:r>
+        <w:rPr>
+          <w:rFonts w:ascii="Arial" w:hAnsi="Arial"/>
+          <w:b/>
+          <w:color w:val="152B3A"/>
+          <w:sz w:val="48"/>
+        </w:rPr>
         <w:t>4. Feedback and exit</w:t>
       </w:r>
     </w:p>
@@ -669,11 +898,19 @@
         <w:pStyle w:val="Subtitle"/>
       </w:pPr>
       <w:r>
+        <w:rPr>
+          <w:rFonts w:ascii="Arial" w:hAnsi="Arial"/>
+          <w:i w:val="0"/>
+          <w:sz w:val="22"/>
+        </w:rPr>
         <w:t>Write, draw, point or dictate as agreed with your teacher.</w:t>
       </w:r>
     </w:p>
     <w:p>
       <w:r>
+        <w:rPr>
+          <w:rFonts w:ascii="Arial" w:hAnsi="Arial"/>
+        </w:rPr>
         <w:t>Tell the adult an access need or pass. Choose one question and explain or point.</w:t>
       </w:r>
     </w:p>
@@ -685,6 +922,9 @@
         </w:numPr>
       </w:pPr>
       <w:r>
+        <w:rPr>
+          <w:rFonts w:ascii="Arial" w:hAnsi="Arial"/>
+        </w:rPr>
         <w:t>Supported: which muscle contracts for a bend?</w:t>
       </w:r>
     </w:p>
@@ -696,6 +936,9 @@
         </w:numPr>
       </w:pPr>
       <w:r>
+        <w:rPr>
+          <w:rFonts w:ascii="Arial" w:hAnsi="Arial"/>
+        </w:rPr>
         <w:t>Standard: explain both roles for active straighten.</w:t>
       </w:r>
     </w:p>
@@ -707,6 +950,9 @@
         </w:numPr>
       </w:pPr>
       <w:r>
+        <w:rPr>
+          <w:rFonts w:ascii="Arial" w:hAnsi="Arial"/>
+        </w:rPr>
         <w:t>Stretch: why do we need pulls on opposite sides?</w:t>
       </w:r>
     </w:p>
@@ -714,11 +960,14 @@
       <w:pPr>
         <w:pStyle w:val="ResponseLine"/>
         <w:pBdr>
-          <w:bottom w:val="single" w:sz="3" w:space="1" w:color="ACBBB7"/>
+          <w:bottom w:val="single" w:sz="4" w:space="1" w:color="9DB9AC"/>
           <w:between w:val="single" w:sz="3" w:space="1" w:color="ACBBB7"/>
         </w:pBdr>
       </w:pPr>
       <w:r>
+        <w:rPr>
+          <w:rFonts w:ascii="Arial" w:hAnsi="Arial"/>
+        </w:rPr>
         <w:t xml:space="preserve"> </w:t>
       </w:r>
     </w:p>
@@ -726,11 +975,14 @@
       <w:pPr>
         <w:pStyle w:val="ResponseLine"/>
         <w:pBdr>
-          <w:bottom w:val="single" w:sz="3" w:space="1" w:color="ACBBB7"/>
+          <w:bottom w:val="single" w:sz="4" w:space="1" w:color="9DB9AC"/>
           <w:between w:val="single" w:sz="3" w:space="1" w:color="ACBBB7"/>
         </w:pBdr>
       </w:pPr>
       <w:r>
+        <w:rPr>
+          <w:rFonts w:ascii="Arial" w:hAnsi="Arial"/>
+        </w:rPr>
         <w:t xml:space="preserve"> </w:t>
       </w:r>
     </w:p>
@@ -738,11 +990,14 @@
       <w:pPr>
         <w:pStyle w:val="ResponseLine"/>
         <w:pBdr>
-          <w:bottom w:val="single" w:sz="3" w:space="1" w:color="ACBBB7"/>
+          <w:bottom w:val="single" w:sz="4" w:space="1" w:color="9DB9AC"/>
           <w:between w:val="single" w:sz="3" w:space="1" w:color="ACBBB7"/>
         </w:pBdr>
       </w:pPr>
       <w:r>
+        <w:rPr>
+          <w:rFonts w:ascii="Arial" w:hAnsi="Arial"/>
+        </w:rPr>
         <w:t xml:space="preserve"> </w:t>
       </w:r>
     </w:p>
@@ -750,11 +1005,14 @@
       <w:pPr>
         <w:pStyle w:val="ResponseLine"/>
         <w:pBdr>
-          <w:bottom w:val="single" w:sz="3" w:space="1" w:color="ACBBB7"/>
+          <w:bottom w:val="single" w:sz="4" w:space="1" w:color="9DB9AC"/>
           <w:between w:val="single" w:sz="3" w:space="1" w:color="ACBBB7"/>
         </w:pBdr>
       </w:pPr>
       <w:r>
+        <w:rPr>
+          <w:rFonts w:ascii="Arial" w:hAnsi="Arial"/>
+        </w:rPr>
         <w:t xml:space="preserve"> </w:t>
       </w:r>
     </w:p>
@@ -762,19 +1020,28 @@
       <w:pPr>
         <w:pStyle w:val="ResponseLine"/>
         <w:pBdr>
-          <w:bottom w:val="single" w:sz="3" w:space="1" w:color="ACBBB7"/>
+          <w:bottom w:val="single" w:sz="4" w:space="1" w:color="9DB9AC"/>
           <w:between w:val="single" w:sz="3" w:space="1" w:color="ACBBB7"/>
         </w:pBdr>
       </w:pPr>
       <w:r>
+        <w:rPr>
+          <w:rFonts w:ascii="Arial" w:hAnsi="Arial"/>
+        </w:rPr>
         <w:t xml:space="preserve"> </w:t>
       </w:r>
     </w:p>
     <w:p>
       <w:pPr>
         <w:pStyle w:val="Heading1"/>
+        <w:pBdr>
+          <w:bottom w:val="single" w:sz="6" w:color="DCE7DD" w:space="4"/>
+        </w:pBdr>
       </w:pPr>
       <w:r>
+        <w:rPr>
+          <w:rFonts w:ascii="Arial" w:hAnsi="Arial"/>
+        </w:rPr>
         <w:t>Choose a response route</w:t>
       </w:r>
     </w:p>
@@ -783,57 +1050,91 @@
         <w:pStyle w:val="Small"/>
       </w:pPr>
       <w:r>
+        <w:rPr>
+          <w:rFonts w:ascii="Arial" w:hAnsi="Arial"/>
+        </w:rPr>
         <w:t>Agree one route with your teacher; you do not need every route.</w:t>
       </w:r>
     </w:p>
     <w:p>
       <w:pPr>
         <w:pStyle w:val="Heading1"/>
+        <w:pBdr>
+          <w:bottom w:val="single" w:sz="6" w:color="DCE7DD" w:space="4"/>
+        </w:pBdr>
       </w:pPr>
       <w:r>
+        <w:rPr>
+          <w:rFonts w:ascii="Arial" w:hAnsi="Arial"/>
+        </w:rPr>
         <w:t>Supported</w:t>
       </w:r>
     </w:p>
     <w:p>
       <w:r>
+        <w:rPr>
+          <w:rFonts w:ascii="Arial" w:hAnsi="Arial"/>
+        </w:rPr>
         <w:t>Use adult-prepared model and point to or direct labels for each action.</w:t>
       </w:r>
     </w:p>
     <w:p>
       <w:pPr>
         <w:pStyle w:val="Heading1"/>
+        <w:pBdr>
+          <w:bottom w:val="single" w:sz="6" w:color="DCE7DD" w:space="4"/>
+        </w:pBdr>
       </w:pPr>
       <w:r>
+        <w:rPr>
+          <w:rFonts w:ascii="Arial" w:hAnsi="Arial"/>
+        </w:rPr>
         <w:t>Standard</w:t>
       </w:r>
     </w:p>
     <w:p>
       <w:r>
+        <w:rPr>
+          <w:rFonts w:ascii="Arial" w:hAnsi="Arial"/>
+        </w:rPr>
         <w:t>Build or direct both moves and explain the two muscle roles.</w:t>
       </w:r>
     </w:p>
     <w:p>
       <w:pPr>
         <w:pStyle w:val="Heading1"/>
+        <w:pBdr>
+          <w:bottom w:val="single" w:sz="6" w:color="DCE7DD" w:space="4"/>
+        </w:pBdr>
       </w:pPr>
       <w:r>
+        <w:rPr>
+          <w:rFonts w:ascii="Arial" w:hAnsi="Arial"/>
+        </w:rPr>
         <w:t>Stretch</w:t>
       </w:r>
     </w:p>
     <w:p>
       <w:r>
+        <w:rPr>
+          <w:rFonts w:ascii="Arial" w:hAnsi="Arial"/>
+        </w:rPr>
         <w:t>Compare model with living muscle and justify a precise improvement.</w:t>
       </w:r>
     </w:p>
     <w:p>
       <w:pPr>
         <w:pStyle w:val="Callout"/>
-        <w:shd w:fill="F7F4EC"/>
+        <w:shd w:fill="F1F5F0" w:val="clear"/>
         <w:pBdr>
-          <w:left w:val="single" w:sz="18" w:space="8" w:color="28675C"/>
+          <w:left w:val="single" w:sz="20" w:space="8" w:color="28685E"/>
         </w:pBdr>
+        <w:ind w:left="140" w:right="60"/>
       </w:pPr>
       <w:r>
+        <w:rPr>
+          <w:rFonts w:ascii="Arial" w:hAnsi="Arial"/>
+        </w:rPr>
         <w:t>Next: the current Week 5 lesson.</w:t>
       </w:r>
     </w:p>
@@ -856,6 +1157,11 @@
       <w:pStyle w:val="Small"/>
     </w:pPr>
     <w:r>
+      <w:rPr>
+        <w:rFonts w:ascii="Arial" w:hAnsi="Arial"/>
+        <w:color w:val="54656C"/>
+        <w:sz w:val="17"/>
+      </w:rPr>
       <w:t xml:space="preserve">Autumn 1 · Week 4 · Lesson B  |  Pupil materials  |  </w:t>
     </w:r>
     <w:fldSimple w:instr="PAGE"/>
@@ -868,8 +1174,14 @@
   <w:p>
     <w:pPr>
       <w:pStyle w:val="Kicker"/>
+      <w:pBdr>
+        <w:bottom w:val="single" w:sz="8" w:color="DCE7DD" w:space="5"/>
+      </w:pBdr>
     </w:pPr>
     <w:r>
+      <w:rPr>
+        <w:rFonts w:ascii="Arial" w:hAnsi="Arial"/>
+      </w:rPr>
       <w:drawing>
         <wp:inline xmlns:a="http://schemas.openxmlformats.org/drawingml/2006/main" xmlns:pic="http://schemas.openxmlformats.org/drawingml/2006/picture">
           <wp:extent cx="270000" cy="270000"/>
@@ -904,6 +1216,9 @@
       </w:drawing>
     </w:r>
     <w:r>
+      <w:rPr>
+        <w:rFonts w:ascii="Arial" w:hAnsi="Arial"/>
+      </w:rPr>
       <w:t xml:space="preserve">  MADE BY MATT  /  BUILD SCIENCE</w:t>
     </w:r>
   </w:p>
@@ -1325,13 +1640,14 @@
     <w:qFormat/>
     <w:rsid w:val="00FC693F"/>
     <w:pPr>
-      <w:spacing w:before="0" w:after="120" w:line="250" w:lineRule="auto"/>
+      <w:widowControl/>
+      <w:spacing w:before="0" w:after="120" w:line="257" w:lineRule="auto"/>
     </w:pPr>
     <w:rPr>
       <w:rFonts w:ascii="Arial" w:hAnsi="Arial" w:eastAsia="Arial" w:cs="Arial"/>
       <w:b w:val="0"/>
-      <w:color w:val="25343E"/>
-      <w:sz w:val="24"/>
+      <w:color w:val="152B3A"/>
+      <w:sz w:val="22"/>
     </w:rPr>
   </w:style>
   <w:style w:type="paragraph" w:styleId="Header">
@@ -1389,15 +1705,16 @@
     <w:pPr>
       <w:keepNext/>
       <w:keepLines/>
-      <w:spacing w:before="220" w:after="120" w:line="250" w:lineRule="auto"/>
+      <w:widowControl/>
+      <w:spacing w:before="200" w:after="120" w:line="254" w:lineRule="auto"/>
       <w:outlineLvl w:val="0"/>
     </w:pPr>
     <w:rPr>
       <w:rFonts w:ascii="Arial" w:hAnsi="Arial" w:eastAsia="Arial" w:cs="Arial"/>
       <w:b/>
       <w:bCs/>
-      <w:color w:val="28675C"/>
-      <w:sz w:val="32"/>
+      <w:color w:val="28685E"/>
+      <w:sz w:val="30"/>
       <w:szCs w:val="28"/>
     </w:rPr>
   </w:style>
@@ -1413,14 +1730,15 @@
     <w:pPr>
       <w:keepNext/>
       <w:keepLines/>
-      <w:spacing w:before="140" w:after="120" w:line="250" w:lineRule="auto"/>
+      <w:widowControl/>
+      <w:spacing w:before="140" w:after="80" w:line="254" w:lineRule="auto"/>
       <w:outlineLvl w:val="1"/>
     </w:pPr>
     <w:rPr>
       <w:rFonts w:ascii="Arial" w:hAnsi="Arial" w:eastAsia="Arial" w:cs="Arial"/>
       <w:b/>
       <w:bCs/>
-      <w:color w:val="173348"/>
+      <w:color w:val="152B3A"/>
       <w:sz w:val="24"/>
       <w:szCs w:val="26"/>
     </w:rPr>
@@ -1676,13 +1994,14 @@
     <w:rsid w:val="00FC693F"/>
     <w:pPr>
       <w:keepNext/>
-      <w:spacing w:after="120" w:line="250" w:lineRule="auto" w:before="0"/>
+      <w:widowControl/>
+      <w:spacing w:after="140" w:line="250" w:lineRule="auto" w:before="0"/>
       <w:contextualSpacing/>
     </w:pPr>
     <w:rPr>
       <w:rFonts w:ascii="Arial" w:hAnsi="Arial" w:eastAsia="Arial" w:cs="Arial"/>
-      <w:b w:val="0"/>
-      <w:color w:val="173348"/>
+      <w:b/>
+      <w:color w:val="152B3A"/>
       <w:spacing w:val="5"/>
       <w:kern w:val="28"/>
       <w:sz w:val="48"/>
@@ -1714,19 +2033,20 @@
     <w:rsid w:val="00FC693F"/>
     <w:pPr>
       <w:keepNext/>
+      <w:widowControl/>
       <w:numPr>
         <w:ilvl w:val="1"/>
       </w:numPr>
-      <w:spacing w:before="0" w:after="120" w:line="250" w:lineRule="auto"/>
+      <w:spacing w:before="0" w:after="200" w:line="252" w:lineRule="auto"/>
     </w:pPr>
     <w:rPr>
       <w:rFonts w:ascii="Arial" w:hAnsi="Arial" w:eastAsia="Arial" w:cs="Arial"/>
       <w:b w:val="0"/>
-      <w:i/>
+      <w:i w:val="0"/>
       <w:iCs/>
-      <w:color w:val="53626A"/>
+      <w:color w:val="54656C"/>
       <w:spacing w:val="15"/>
-      <w:sz w:val="24"/>
+      <w:sz w:val="22"/>
       <w:szCs w:val="24"/>
     </w:rPr>
   </w:style>
@@ -13021,48 +13341,53 @@
   <w:style w:type="paragraph" w:customStyle="1" w:styleId="Kicker">
     <w:name w:val="Kicker"/>
     <w:pPr>
-      <w:spacing w:before="0" w:after="120" w:line="250" w:lineRule="auto"/>
+      <w:keepNext/>
+      <w:widowControl/>
+      <w:spacing w:before="0" w:after="140" w:line="250" w:lineRule="auto"/>
     </w:pPr>
     <w:rPr>
       <w:rFonts w:ascii="Arial" w:hAnsi="Arial" w:eastAsia="Arial" w:cs="Arial"/>
       <w:b/>
-      <w:color w:val="28675C"/>
+      <w:color w:val="28685E"/>
       <w:sz w:val="18"/>
     </w:rPr>
   </w:style>
   <w:style w:type="paragraph" w:customStyle="1" w:styleId="Small">
     <w:name w:val="Small"/>
     <w:pPr>
-      <w:spacing w:before="0" w:after="120" w:line="250" w:lineRule="auto"/>
+      <w:widowControl/>
+      <w:spacing w:before="0" w:after="120" w:line="254" w:lineRule="auto"/>
     </w:pPr>
     <w:rPr>
       <w:rFonts w:ascii="Arial" w:hAnsi="Arial" w:eastAsia="Arial" w:cs="Arial"/>
       <w:b w:val="0"/>
-      <w:color w:val="53626A"/>
+      <w:color w:val="54656C"/>
       <w:sz w:val="18"/>
     </w:rPr>
   </w:style>
   <w:style w:type="paragraph" w:customStyle="1" w:styleId="ResponseLine">
     <w:name w:val="ResponseLine"/>
     <w:pPr>
-      <w:spacing w:before="0" w:after="0" w:line="440" w:lineRule="exact"/>
+      <w:widowControl/>
+      <w:spacing w:before="0" w:after="0" w:line="480" w:lineRule="exact"/>
     </w:pPr>
     <w:rPr>
       <w:rFonts w:ascii="Arial" w:hAnsi="Arial" w:eastAsia="Arial" w:cs="Arial"/>
       <w:b w:val="0"/>
-      <w:color w:val="25343E"/>
+      <w:color w:val="152B3A"/>
       <w:sz w:val="24"/>
     </w:rPr>
   </w:style>
   <w:style w:type="paragraph" w:customStyle="1" w:styleId="Callout">
     <w:name w:val="Callout"/>
     <w:pPr>
-      <w:spacing w:before="120" w:after="160" w:line="250" w:lineRule="auto"/>
+      <w:widowControl/>
+      <w:spacing w:before="120" w:after="180" w:line="254" w:lineRule="auto"/>
     </w:pPr>
     <w:rPr>
       <w:rFonts w:ascii="Arial" w:hAnsi="Arial" w:eastAsia="Arial" w:cs="Arial"/>
       <w:b w:val="0"/>
-      <w:color w:val="25343E"/>
+      <w:color w:val="152B3A"/>
       <w:sz w:val="22"/>
     </w:rPr>
   </w:style>
